--- a/Kursovaya/bin/Release/Resources/secondblank.docx
+++ b/Kursovaya/bin/Release/Resources/secondblank.docx
@@ -7,216 +7,530 @@
         <w:jc w:val="center"/>
         <w:rPr>
           <w:b/>
-          <w:sz w:val="28"/>
+          <w:sz w:val="44"/>
+          <w:szCs w:val="44"/>
         </w:rPr>
       </w:pPr>
       <w:r>
         <w:rPr>
           <w:b/>
-          <w:sz w:val="28"/>
+          <w:sz w:val="44"/>
+          <w:szCs w:val="44"/>
         </w:rPr>
         <w:t>БЛАНК ЗАКАЗА</w:t>
       </w:r>
     </w:p>
-    <w:p>
-      <w:pPr>
-        <w:jc w:val="center"/>
-        <w:rPr>
-          <w:sz w:val="24"/>
-        </w:rPr>
-      </w:pPr>
-      <w:r>
-        <w:rPr>
-          <w:sz w:val="24"/>
-        </w:rPr>
-        <w:t xml:space="preserve">Номер заказа: </w:t>
-      </w:r>
-      <w:bookmarkStart w:id="0" w:name="NumberOrder"/>
-      <w:proofErr w:type="spellStart"/>
-      <w:r>
-        <w:rPr>
-          <w:sz w:val="24"/>
-          <w:lang w:val="en-US"/>
-        </w:rPr>
-        <w:t>NumberOrder</w:t>
-      </w:r>
-      <w:bookmarkEnd w:id="0"/>
-      <w:proofErr w:type="spellEnd"/>
-    </w:p>
-    <w:p>
-      <w:pPr>
-        <w:jc w:val="center"/>
-        <w:rPr>
-          <w:sz w:val="24"/>
-        </w:rPr>
-      </w:pPr>
-      <w:r>
-        <w:rPr>
-          <w:sz w:val="24"/>
-        </w:rPr>
-        <w:t xml:space="preserve">Дата создания: </w:t>
-      </w:r>
-      <w:bookmarkStart w:id="1" w:name="DateOrder"/>
-      <w:proofErr w:type="spellStart"/>
-      <w:r>
-        <w:rPr>
-          <w:sz w:val="24"/>
-          <w:lang w:val="en-US"/>
-        </w:rPr>
-        <w:t>DateOrder</w:t>
-      </w:r>
-      <w:bookmarkEnd w:id="1"/>
-      <w:proofErr w:type="spellEnd"/>
-    </w:p>
-    <w:p>
-      <w:pPr>
-        <w:jc w:val="center"/>
-        <w:rPr>
-          <w:sz w:val="24"/>
-        </w:rPr>
-      </w:pPr>
-      <w:r>
-        <w:rPr>
-          <w:sz w:val="24"/>
-        </w:rPr>
-        <w:t xml:space="preserve">Клиент: </w:t>
-      </w:r>
-      <w:bookmarkStart w:id="2" w:name="NameClient"/>
-      <w:proofErr w:type="spellStart"/>
-      <w:r>
-        <w:rPr>
-          <w:sz w:val="24"/>
-          <w:lang w:val="en-US"/>
-        </w:rPr>
-        <w:t>NameClient</w:t>
-      </w:r>
-      <w:bookmarkEnd w:id="2"/>
-      <w:proofErr w:type="spellEnd"/>
-    </w:p>
-    <w:p>
-      <w:pPr>
-        <w:jc w:val="center"/>
-        <w:rPr>
-          <w:sz w:val="24"/>
-        </w:rPr>
-      </w:pPr>
-      <w:r>
-        <w:rPr>
-          <w:sz w:val="24"/>
-        </w:rPr>
-        <w:t xml:space="preserve">Телефон: </w:t>
-      </w:r>
-      <w:bookmarkStart w:id="3" w:name="NumberPhone"/>
-      <w:proofErr w:type="spellStart"/>
-      <w:r>
-        <w:rPr>
-          <w:sz w:val="24"/>
-          <w:lang w:val="en-US"/>
-        </w:rPr>
-        <w:t>NumberPhone</w:t>
-      </w:r>
-      <w:bookmarkEnd w:id="3"/>
-      <w:proofErr w:type="spellEnd"/>
-    </w:p>
-    <w:p>
-      <w:pPr>
-        <w:jc w:val="center"/>
-        <w:rPr>
-          <w:sz w:val="24"/>
-        </w:rPr>
-      </w:pPr>
-      <w:r>
-        <w:rPr>
-          <w:sz w:val="24"/>
-        </w:rPr>
-        <w:t xml:space="preserve">Мероприятие: </w:t>
-      </w:r>
-      <w:bookmarkStart w:id="4" w:name="Event"/>
-      <w:r>
-        <w:rPr>
-          <w:sz w:val="24"/>
-          <w:lang w:val="en-US"/>
-        </w:rPr>
-        <w:t>Event</w:t>
-      </w:r>
-      <w:bookmarkEnd w:id="4"/>
-    </w:p>
-    <w:p>
-      <w:pPr>
-        <w:jc w:val="center"/>
-        <w:rPr>
-          <w:sz w:val="24"/>
-        </w:rPr>
-      </w:pPr>
-      <w:r>
-        <w:rPr>
-          <w:sz w:val="24"/>
-        </w:rPr>
-        <w:t xml:space="preserve">Дата: </w:t>
-      </w:r>
-      <w:bookmarkStart w:id="5" w:name="DateCreate"/>
-      <w:proofErr w:type="spellStart"/>
-      <w:r>
-        <w:rPr>
-          <w:sz w:val="24"/>
-          <w:lang w:val="en-US"/>
-        </w:rPr>
-        <w:t>DateCreate</w:t>
-      </w:r>
-      <w:bookmarkEnd w:id="5"/>
-      <w:proofErr w:type="spellEnd"/>
-    </w:p>
-    <w:p>
-      <w:pPr>
-        <w:jc w:val="center"/>
-        <w:rPr>
-          <w:sz w:val="24"/>
-        </w:rPr>
-      </w:pPr>
-      <w:r>
-        <w:rPr>
-          <w:sz w:val="24"/>
-        </w:rPr>
-        <w:t xml:space="preserve">Время: </w:t>
-      </w:r>
-      <w:bookmarkStart w:id="6" w:name="Time"/>
-      <w:r>
-        <w:rPr>
-          <w:sz w:val="24"/>
-          <w:lang w:val="en-US"/>
-        </w:rPr>
-        <w:t>Time</w:t>
-      </w:r>
-      <w:bookmarkEnd w:id="6"/>
-    </w:p>
-    <w:p>
-      <w:pPr>
-        <w:jc w:val="center"/>
-        <w:rPr>
-          <w:sz w:val="20"/>
-        </w:rPr>
-      </w:pPr>
-      <w:r>
-        <w:rPr>
-          <w:sz w:val="20"/>
-        </w:rPr>
-        <w:t>****************************************</w:t>
-      </w:r>
-    </w:p>
+    <w:tbl>
+      <w:tblPr>
+        <w:tblStyle w:val="a3"/>
+        <w:tblW w:w="0" w:type="auto"/>
+        <w:tblBorders>
+          <w:top w:val="none" w:sz="0" w:space="0" w:color="auto"/>
+          <w:left w:val="none" w:sz="0" w:space="0" w:color="auto"/>
+          <w:bottom w:val="none" w:sz="0" w:space="0" w:color="auto"/>
+          <w:right w:val="none" w:sz="0" w:space="0" w:color="auto"/>
+          <w:insideH w:val="none" w:sz="0" w:space="0" w:color="auto"/>
+          <w:insideV w:val="none" w:sz="0" w:space="0" w:color="auto"/>
+        </w:tblBorders>
+        <w:tblLook w:val="04A0" w:firstRow="1" w:lastRow="0" w:firstColumn="1" w:lastColumn="0" w:noHBand="0" w:noVBand="1"/>
+      </w:tblPr>
+      <w:tblGrid>
+        <w:gridCol w:w="3544"/>
+        <w:gridCol w:w="2180"/>
+        <w:gridCol w:w="3621"/>
+      </w:tblGrid>
+      <w:tr>
+        <w:trPr>
+          <w:trHeight w:val="524"/>
+        </w:trPr>
+        <w:tc>
+          <w:tcPr>
+            <w:tcW w:w="3544" w:type="dxa"/>
+          </w:tcPr>
+          <w:p>
+            <w:pPr>
+              <w:rPr>
+                <w:b/>
+                <w:sz w:val="44"/>
+                <w:szCs w:val="44"/>
+              </w:rPr>
+            </w:pPr>
+            <w:r>
+              <w:rPr>
+                <w:b/>
+                <w:bCs/>
+                <w:sz w:val="24"/>
+              </w:rPr>
+              <w:t>Номер</w:t>
+            </w:r>
+            <w:r>
+              <w:rPr>
+                <w:b/>
+                <w:bCs/>
+                <w:sz w:val="24"/>
+              </w:rPr>
+              <w:t xml:space="preserve"> </w:t>
+            </w:r>
+            <w:r>
+              <w:rPr>
+                <w:b/>
+                <w:bCs/>
+                <w:sz w:val="24"/>
+              </w:rPr>
+              <w:t>заказа</w:t>
+            </w:r>
+            <w:r>
+              <w:rPr>
+                <w:b/>
+                <w:bCs/>
+                <w:sz w:val="24"/>
+              </w:rPr>
+              <w:t>:</w:t>
+            </w:r>
+            <w:r>
+              <w:rPr>
+                <w:sz w:val="24"/>
+              </w:rPr>
+              <w:t xml:space="preserve">  </w:t>
+            </w:r>
+            <w:bookmarkStart w:id="0" w:name="DateOrder"/>
+            <w:bookmarkStart w:id="1" w:name="Event"/>
+            <w:bookmarkStart w:id="2" w:name="NameClient"/>
+            <w:bookmarkStart w:id="3" w:name="NumberPhone"/>
+            <w:bookmarkStart w:id="4" w:name="DateCreate"/>
+            <w:bookmarkStart w:id="5" w:name="Time"/>
+            <w:r>
+              <w:rPr>
+                <w:sz w:val="24"/>
+              </w:rPr>
+              <w:t xml:space="preserve">  </w:t>
+            </w:r>
+            <w:r>
+              <w:rPr>
+                <w:sz w:val="24"/>
+                <w:lang w:val="en-US"/>
+              </w:rPr>
+              <w:t>{NumberOrder</w:t>
+            </w:r>
+            <w:bookmarkEnd w:id="0"/>
+            <w:bookmarkEnd w:id="1"/>
+            <w:bookmarkEnd w:id="2"/>
+            <w:bookmarkEnd w:id="3"/>
+            <w:bookmarkEnd w:id="4"/>
+            <w:bookmarkEnd w:id="5"/>
+            <w:r>
+              <w:rPr>
+                <w:sz w:val="24"/>
+                <w:lang w:val="en-US"/>
+              </w:rPr>
+              <w:t>}</w:t>
+            </w:r>
+          </w:p>
+        </w:tc>
+        <w:tc>
+          <w:tcPr>
+            <w:tcW w:w="2180" w:type="dxa"/>
+          </w:tcPr>
+          <w:p>
+            <w:pPr>
+              <w:rPr>
+                <w:b/>
+                <w:bCs/>
+                <w:sz w:val="24"/>
+              </w:rPr>
+            </w:pPr>
+          </w:p>
+        </w:tc>
+        <w:tc>
+          <w:tcPr>
+            <w:tcW w:w="3621" w:type="dxa"/>
+          </w:tcPr>
+          <w:p>
+            <w:pPr>
+              <w:rPr>
+                <w:sz w:val="24"/>
+              </w:rPr>
+            </w:pPr>
+            <w:r>
+              <w:rPr>
+                <w:b/>
+                <w:bCs/>
+                <w:sz w:val="24"/>
+              </w:rPr>
+              <w:t>Клиент</w:t>
+            </w:r>
+            <w:r>
+              <w:rPr>
+                <w:b/>
+                <w:bCs/>
+                <w:sz w:val="24"/>
+              </w:rPr>
+              <w:t>:</w:t>
+            </w:r>
+            <w:r>
+              <w:rPr>
+                <w:sz w:val="24"/>
+              </w:rPr>
+              <w:t xml:space="preserve">   </w:t>
+            </w:r>
+            <w:r>
+              <w:rPr>
+                <w:sz w:val="24"/>
+                <w:lang w:val="en-US"/>
+              </w:rPr>
+              <w:t xml:space="preserve"> </w:t>
+            </w:r>
+            <w:r>
+              <w:rPr>
+                <w:sz w:val="24"/>
+              </w:rPr>
+              <w:t xml:space="preserve"> </w:t>
+            </w:r>
+            <w:r>
+              <w:rPr>
+                <w:sz w:val="24"/>
+                <w:lang w:val="en-US"/>
+              </w:rPr>
+              <w:t>{NameClient}</w:t>
+            </w:r>
+          </w:p>
+        </w:tc>
+      </w:tr>
+      <w:tr>
+        <w:tc>
+          <w:tcPr>
+            <w:tcW w:w="3544" w:type="dxa"/>
+          </w:tcPr>
+          <w:p>
+            <w:pPr>
+              <w:spacing w:line="480" w:lineRule="auto"/>
+              <w:rPr>
+                <w:sz w:val="24"/>
+                <w:lang w:val="en-US"/>
+              </w:rPr>
+            </w:pPr>
+            <w:r>
+              <w:rPr>
+                <w:b/>
+                <w:bCs/>
+                <w:sz w:val="24"/>
+              </w:rPr>
+              <w:t>Дата</w:t>
+            </w:r>
+            <w:r>
+              <w:rPr>
+                <w:b/>
+                <w:bCs/>
+                <w:sz w:val="24"/>
+              </w:rPr>
+              <w:t xml:space="preserve"> </w:t>
+            </w:r>
+            <w:r>
+              <w:rPr>
+                <w:b/>
+                <w:bCs/>
+                <w:sz w:val="24"/>
+              </w:rPr>
+              <w:t>создания</w:t>
+            </w:r>
+            <w:r>
+              <w:rPr>
+                <w:b/>
+                <w:bCs/>
+                <w:sz w:val="24"/>
+              </w:rPr>
+              <w:t>:</w:t>
+            </w:r>
+            <w:r>
+              <w:rPr>
+                <w:sz w:val="24"/>
+              </w:rPr>
+              <w:t xml:space="preserve">    </w:t>
+            </w:r>
+            <w:r>
+              <w:rPr>
+                <w:sz w:val="24"/>
+                <w:lang w:val="en-US"/>
+              </w:rPr>
+              <w:t>{DateOrder}</w:t>
+            </w:r>
+          </w:p>
+        </w:tc>
+        <w:tc>
+          <w:tcPr>
+            <w:tcW w:w="2180" w:type="dxa"/>
+          </w:tcPr>
+          <w:p>
+            <w:pPr>
+              <w:rPr>
+                <w:b/>
+                <w:bCs/>
+                <w:sz w:val="24"/>
+              </w:rPr>
+            </w:pPr>
+          </w:p>
+        </w:tc>
+        <w:tc>
+          <w:tcPr>
+            <w:tcW w:w="3621" w:type="dxa"/>
+          </w:tcPr>
+          <w:p>
+            <w:pPr>
+              <w:rPr>
+                <w:b/>
+                <w:sz w:val="44"/>
+                <w:szCs w:val="44"/>
+              </w:rPr>
+            </w:pPr>
+            <w:r>
+              <w:rPr>
+                <w:b/>
+                <w:bCs/>
+                <w:sz w:val="24"/>
+              </w:rPr>
+              <w:t>Телефон</w:t>
+            </w:r>
+            <w:r>
+              <w:rPr>
+                <w:b/>
+                <w:bCs/>
+                <w:sz w:val="24"/>
+              </w:rPr>
+              <w:t>:</w:t>
+            </w:r>
+            <w:r>
+              <w:rPr>
+                <w:sz w:val="24"/>
+              </w:rPr>
+              <w:t xml:space="preserve">     </w:t>
+            </w:r>
+            <w:r>
+              <w:rPr>
+                <w:sz w:val="24"/>
+                <w:lang w:val="en-US"/>
+              </w:rPr>
+              <w:t>{NumberPhone}</w:t>
+            </w:r>
+          </w:p>
+        </w:tc>
+      </w:tr>
+      <w:tr>
+        <w:tc>
+          <w:tcPr>
+            <w:tcW w:w="3544" w:type="dxa"/>
+          </w:tcPr>
+          <w:p>
+            <w:pPr>
+              <w:rPr>
+                <w:b/>
+                <w:sz w:val="44"/>
+                <w:szCs w:val="44"/>
+              </w:rPr>
+            </w:pPr>
+            <w:r>
+              <w:rPr>
+                <w:b/>
+                <w:bCs/>
+                <w:sz w:val="24"/>
+              </w:rPr>
+              <w:t>Мероприятие</w:t>
+            </w:r>
+            <w:r>
+              <w:rPr>
+                <w:b/>
+                <w:bCs/>
+                <w:sz w:val="24"/>
+              </w:rPr>
+              <w:t xml:space="preserve">:    </w:t>
+            </w:r>
+            <w:r>
+              <w:rPr>
+                <w:sz w:val="24"/>
+                <w:lang w:val="en-US"/>
+              </w:rPr>
+              <w:t>{Event}</w:t>
+            </w:r>
+          </w:p>
+        </w:tc>
+        <w:tc>
+          <w:tcPr>
+            <w:tcW w:w="2180" w:type="dxa"/>
+          </w:tcPr>
+          <w:p>
+            <w:pPr>
+              <w:spacing w:line="480" w:lineRule="auto"/>
+              <w:rPr>
+                <w:b/>
+                <w:bCs/>
+                <w:sz w:val="24"/>
+              </w:rPr>
+            </w:pPr>
+          </w:p>
+        </w:tc>
+        <w:tc>
+          <w:tcPr>
+            <w:tcW w:w="3621" w:type="dxa"/>
+          </w:tcPr>
+          <w:p>
+            <w:pPr>
+              <w:spacing w:line="480" w:lineRule="auto"/>
+              <w:rPr>
+                <w:b/>
+                <w:sz w:val="44"/>
+                <w:szCs w:val="44"/>
+              </w:rPr>
+            </w:pPr>
+            <w:r>
+              <w:rPr>
+                <w:b/>
+                <w:bCs/>
+                <w:sz w:val="24"/>
+              </w:rPr>
+              <w:t>Дата</w:t>
+            </w:r>
+            <w:r>
+              <w:rPr>
+                <w:b/>
+                <w:bCs/>
+                <w:sz w:val="24"/>
+              </w:rPr>
+              <w:t xml:space="preserve"> </w:t>
+            </w:r>
+            <w:r>
+              <w:rPr>
+                <w:b/>
+                <w:bCs/>
+                <w:sz w:val="24"/>
+              </w:rPr>
+              <w:t>проведения</w:t>
+            </w:r>
+            <w:r>
+              <w:rPr>
+                <w:b/>
+                <w:bCs/>
+                <w:sz w:val="24"/>
+              </w:rPr>
+              <w:t>:</w:t>
+            </w:r>
+            <w:r>
+              <w:rPr>
+                <w:sz w:val="24"/>
+              </w:rPr>
+              <w:t xml:space="preserve">  </w:t>
+            </w:r>
+            <w:r>
+              <w:rPr>
+                <w:sz w:val="24"/>
+              </w:rPr>
+              <w:t xml:space="preserve">  </w:t>
+            </w:r>
+            <w:r>
+              <w:rPr>
+                <w:sz w:val="24"/>
+                <w:lang w:val="en-US"/>
+              </w:rPr>
+              <w:t>{DateCreate}</w:t>
+            </w:r>
+          </w:p>
+        </w:tc>
+      </w:tr>
+      <w:tr>
+        <w:tc>
+          <w:tcPr>
+            <w:tcW w:w="3544" w:type="dxa"/>
+          </w:tcPr>
+          <w:p>
+            <w:pPr>
+              <w:jc w:val="center"/>
+              <w:rPr>
+                <w:b/>
+                <w:sz w:val="44"/>
+                <w:szCs w:val="44"/>
+              </w:rPr>
+            </w:pPr>
+          </w:p>
+        </w:tc>
+        <w:tc>
+          <w:tcPr>
+            <w:tcW w:w="2180" w:type="dxa"/>
+          </w:tcPr>
+          <w:p>
+            <w:pPr>
+              <w:rPr>
+                <w:b/>
+                <w:bCs/>
+                <w:sz w:val="24"/>
+              </w:rPr>
+            </w:pPr>
+          </w:p>
+        </w:tc>
+        <w:tc>
+          <w:tcPr>
+            <w:tcW w:w="3621" w:type="dxa"/>
+          </w:tcPr>
+          <w:p>
+            <w:pPr>
+              <w:rPr>
+                <w:sz w:val="24"/>
+              </w:rPr>
+            </w:pPr>
+            <w:r>
+              <w:rPr>
+                <w:b/>
+                <w:bCs/>
+                <w:sz w:val="24"/>
+              </w:rPr>
+              <w:t>Время:</w:t>
+            </w:r>
+            <w:r>
+              <w:rPr>
+                <w:sz w:val="24"/>
+              </w:rPr>
+              <w:t xml:space="preserve"> </w:t>
+            </w:r>
+            <w:r>
+              <w:rPr>
+                <w:sz w:val="24"/>
+              </w:rPr>
+              <w:t xml:space="preserve">    </w:t>
+            </w:r>
+            <w:r>
+              <w:rPr>
+                <w:sz w:val="24"/>
+                <w:lang w:val="en-US"/>
+              </w:rPr>
+              <w:t>{Time}</w:t>
+            </w:r>
+          </w:p>
+          <w:p>
+            <w:pPr>
+              <w:jc w:val="right"/>
+              <w:rPr>
+                <w:b/>
+                <w:sz w:val="44"/>
+                <w:szCs w:val="44"/>
+              </w:rPr>
+            </w:pPr>
+          </w:p>
+        </w:tc>
+      </w:tr>
+    </w:tbl>
     <w:p>
       <w:pPr>
         <w:jc w:val="center"/>
         <w:rPr>
           <w:b/>
-          <w:sz w:val="24"/>
+          <w:sz w:val="32"/>
+          <w:szCs w:val="32"/>
         </w:rPr>
       </w:pPr>
       <w:r>
         <w:rPr>
           <w:b/>
-          <w:sz w:val="24"/>
+          <w:sz w:val="32"/>
+          <w:szCs w:val="32"/>
         </w:rPr>
-        <w:t>СОСТАВ ЗАКАЗА:</w:t>
+        <w:t>СОСТАВ ЗАКАЗА</w:t>
       </w:r>
     </w:p>
     <w:tbl>
@@ -386,34 +700,17 @@
           </w:tcPr>
           <w:p>
             <w:pPr>
-              <w:jc w:val="center"/>
-              <w:rPr>
-                <w:b/>
-                <w:sz w:val="24"/>
-              </w:rPr>
-            </w:pPr>
-            <w:r>
-              <w:rPr>
-                <w:b/>
-                <w:sz w:val="24"/>
-              </w:rPr>
-              <w:t xml:space="preserve">Торт </w:t>
-            </w:r>
-            <w:proofErr w:type="spellStart"/>
-            <w:r>
-              <w:rPr>
-                <w:b/>
-                <w:sz w:val="24"/>
-              </w:rPr>
-              <w:t>Бискватное</w:t>
-            </w:r>
-            <w:proofErr w:type="spellEnd"/>
-            <w:r>
-              <w:rPr>
-                <w:b/>
-                <w:sz w:val="24"/>
-              </w:rPr>
-              <w:t xml:space="preserve"> облако</w:t>
+              <w:rPr>
+                <w:b/>
+                <w:sz w:val="24"/>
+              </w:rPr>
+            </w:pPr>
+            <w:r>
+              <w:rPr>
+                <w:b/>
+                <w:sz w:val="24"/>
+              </w:rPr>
+              <w:t>Торт Бискватное облако</w:t>
             </w:r>
           </w:p>
         </w:tc>
@@ -490,25 +787,10 @@
     </w:tbl>
     <w:p>
       <w:pPr>
-        <w:jc w:val="center"/>
-        <w:rPr>
-          <w:sz w:val="24"/>
-        </w:rPr>
-      </w:pPr>
-    </w:p>
-    <w:p>
-      <w:pPr>
-        <w:jc w:val="center"/>
         <w:rPr>
           <w:sz w:val="20"/>
         </w:rPr>
       </w:pPr>
-      <w:r>
-        <w:rPr>
-          <w:sz w:val="20"/>
-        </w:rPr>
-        <w:t>****************************************</w:t>
-      </w:r>
     </w:p>
     <w:tbl>
       <w:tblPr>
@@ -555,8 +837,15 @@
                 <w:lang w:val="en-US"/>
               </w:rPr>
             </w:pPr>
-            <w:bookmarkStart w:id="7" w:name="CountOrder"/>
-            <w:proofErr w:type="spellStart"/>
+            <w:bookmarkStart w:id="6" w:name="CountOrder"/>
+            <w:r>
+              <w:rPr>
+                <w:bCs/>
+                <w:sz w:val="24"/>
+                <w:lang w:val="en-US"/>
+              </w:rPr>
+              <w:t>{</w:t>
+            </w:r>
             <w:r>
               <w:rPr>
                 <w:bCs/>
@@ -565,8 +854,15 @@
               </w:rPr>
               <w:t>CountOrder</w:t>
             </w:r>
-            <w:bookmarkEnd w:id="7"/>
-            <w:proofErr w:type="spellEnd"/>
+            <w:bookmarkEnd w:id="6"/>
+            <w:r>
+              <w:rPr>
+                <w:bCs/>
+                <w:sz w:val="24"/>
+                <w:lang w:val="en-US"/>
+              </w:rPr>
+              <w:t>}</w:t>
+            </w:r>
           </w:p>
         </w:tc>
       </w:tr>
@@ -589,7 +885,14 @@
               </w:rPr>
               <w:t>СКИДКА (</w:t>
             </w:r>
-            <w:bookmarkStart w:id="8" w:name="Discount"/>
+            <w:bookmarkStart w:id="7" w:name="Discount"/>
+            <w:r>
+              <w:rPr>
+                <w:sz w:val="24"/>
+                <w:lang w:val="en-US"/>
+              </w:rPr>
+              <w:t>{</w:t>
+            </w:r>
             <w:r>
               <w:rPr>
                 <w:sz w:val="24"/>
@@ -597,7 +900,14 @@
               </w:rPr>
               <w:t>Discount</w:t>
             </w:r>
-            <w:bookmarkEnd w:id="8"/>
+            <w:bookmarkEnd w:id="7"/>
+            <w:r>
+              <w:rPr>
+                <w:sz w:val="24"/>
+                <w:lang w:val="en-US"/>
+              </w:rPr>
+              <w:t>}</w:t>
+            </w:r>
             <w:r>
               <w:rPr>
                 <w:sz w:val="24"/>
@@ -620,8 +930,15 @@
                 <w:lang w:val="en-US"/>
               </w:rPr>
             </w:pPr>
-            <w:bookmarkStart w:id="9" w:name="DiscountAmoust"/>
-            <w:proofErr w:type="spellStart"/>
+            <w:bookmarkStart w:id="8" w:name="DiscountAmoust"/>
+            <w:r>
+              <w:rPr>
+                <w:bCs/>
+                <w:sz w:val="24"/>
+                <w:lang w:val="en-US"/>
+              </w:rPr>
+              <w:t>{</w:t>
+            </w:r>
             <w:r>
               <w:rPr>
                 <w:bCs/>
@@ -630,8 +947,15 @@
               </w:rPr>
               <w:t>DiscountAmoust</w:t>
             </w:r>
-            <w:bookmarkEnd w:id="9"/>
-            <w:proofErr w:type="spellEnd"/>
+            <w:bookmarkEnd w:id="8"/>
+            <w:r>
+              <w:rPr>
+                <w:bCs/>
+                <w:sz w:val="24"/>
+                <w:lang w:val="en-US"/>
+              </w:rPr>
+              <w:t>}</w:t>
+            </w:r>
           </w:p>
         </w:tc>
       </w:tr>
@@ -671,8 +995,15 @@
                 <w:lang w:val="en-US"/>
               </w:rPr>
             </w:pPr>
-            <w:bookmarkStart w:id="10" w:name="CountOrderAmoust"/>
-            <w:proofErr w:type="spellStart"/>
+            <w:bookmarkStart w:id="9" w:name="CountOrderAmoust"/>
+            <w:r>
+              <w:rPr>
+                <w:b/>
+                <w:sz w:val="24"/>
+                <w:lang w:val="en-US"/>
+              </w:rPr>
+              <w:t>{</w:t>
+            </w:r>
             <w:r>
               <w:rPr>
                 <w:b/>
@@ -681,8 +1012,15 @@
               </w:rPr>
               <w:t>CountOrderAmoust</w:t>
             </w:r>
-            <w:bookmarkEnd w:id="10"/>
-            <w:proofErr w:type="spellEnd"/>
+            <w:bookmarkEnd w:id="9"/>
+            <w:r>
+              <w:rPr>
+                <w:b/>
+                <w:sz w:val="24"/>
+                <w:lang w:val="en-US"/>
+              </w:rPr>
+              <w:t>}</w:t>
+            </w:r>
           </w:p>
         </w:tc>
       </w:tr>
@@ -719,17 +1057,43 @@
                 <w:lang w:val="en-US"/>
               </w:rPr>
             </w:pPr>
-            <w:bookmarkStart w:id="11" w:name="Prepaymant"/>
-            <w:proofErr w:type="spellStart"/>
-            <w:r>
-              <w:rPr>
-                <w:sz w:val="24"/>
-                <w:lang w:val="en-US"/>
-              </w:rPr>
-              <w:t>Prepaymant</w:t>
-            </w:r>
-            <w:bookmarkEnd w:id="11"/>
-            <w:proofErr w:type="spellEnd"/>
+            <w:bookmarkStart w:id="10" w:name="Prepaymant"/>
+            <w:r>
+              <w:rPr>
+                <w:sz w:val="24"/>
+                <w:lang w:val="en-US"/>
+              </w:rPr>
+              <w:t>{</w:t>
+            </w:r>
+            <w:r>
+              <w:rPr>
+                <w:sz w:val="24"/>
+                <w:lang w:val="en-US"/>
+              </w:rPr>
+              <w:t>Prepaym</w:t>
+            </w:r>
+            <w:r>
+              <w:rPr>
+                <w:sz w:val="24"/>
+                <w:lang w:val="en-US"/>
+              </w:rPr>
+              <w:t>e</w:t>
+            </w:r>
+            <w:r>
+              <w:rPr>
+                <w:sz w:val="24"/>
+                <w:lang w:val="en-US"/>
+              </w:rPr>
+              <w:t>nt</w:t>
+            </w:r>
+            <w:bookmarkEnd w:id="10"/>
+            <w:r>
+              <w:rPr>
+                <w:sz w:val="24"/>
+                <w:lang w:val="en-US"/>
+              </w:rPr>
+              <w:t>}</w:t>
+            </w:r>
           </w:p>
         </w:tc>
       </w:tr>
@@ -766,8 +1130,14 @@
                 <w:lang w:val="en-US"/>
               </w:rPr>
             </w:pPr>
-            <w:bookmarkStart w:id="12" w:name="AddExpenses"/>
-            <w:proofErr w:type="spellStart"/>
+            <w:bookmarkStart w:id="11" w:name="AddExpenses"/>
+            <w:r>
+              <w:rPr>
+                <w:sz w:val="24"/>
+                <w:lang w:val="en-US"/>
+              </w:rPr>
+              <w:t>{</w:t>
+            </w:r>
             <w:r>
               <w:rPr>
                 <w:sz w:val="24"/>
@@ -775,8 +1145,14 @@
               </w:rPr>
               <w:t>AddExpenses</w:t>
             </w:r>
-            <w:bookmarkEnd w:id="12"/>
-            <w:proofErr w:type="spellEnd"/>
+            <w:bookmarkEnd w:id="11"/>
+            <w:r>
+              <w:rPr>
+                <w:sz w:val="24"/>
+                <w:lang w:val="en-US"/>
+              </w:rPr>
+              <w:t>}</w:t>
+            </w:r>
           </w:p>
         </w:tc>
       </w:tr>
@@ -785,7 +1161,8 @@
       <w:pPr>
         <w:jc w:val="center"/>
         <w:rPr>
-          <w:sz w:val="32"/>
+          <w:color w:val="808080"/>
+          <w:sz w:val="16"/>
         </w:rPr>
       </w:pPr>
     </w:p>
@@ -793,20 +1170,23 @@
       <w:pPr>
         <w:jc w:val="center"/>
         <w:rPr>
-          <w:sz w:val="20"/>
+          <w:color w:val="808080"/>
+          <w:sz w:val="16"/>
         </w:rPr>
       </w:pPr>
       <w:r>
         <w:rPr>
-          <w:sz w:val="20"/>
+          <w:color w:val="808080"/>
+          <w:sz w:val="16"/>
         </w:rPr>
-        <w:t>****************************************</w:t>
+        <w:t>_____________________________________________________________________________________</w:t>
       </w:r>
     </w:p>
     <w:p>
       <w:pPr>
         <w:jc w:val="center"/>
         <w:rPr>
+          <w:color w:val="808080"/>
           <w:sz w:val="16"/>
         </w:rPr>
       </w:pPr>
@@ -1219,6 +1599,7 @@
   <w:style w:type="paragraph" w:default="1" w:styleId="a">
     <w:name w:val="Normal"/>
     <w:qFormat/>
+    <w:rsid w:val="00A57578"/>
   </w:style>
   <w:style w:type="character" w:default="1" w:styleId="a0">
     <w:name w:val="Default Paragraph Font"/>
@@ -1246,6 +1627,25 @@
     <w:uiPriority w:val="99"/>
     <w:semiHidden/>
     <w:unhideWhenUsed/>
+  </w:style>
+  <w:style w:type="table" w:styleId="a3">
+    <w:name w:val="Table Grid"/>
+    <w:basedOn w:val="a1"/>
+    <w:uiPriority w:val="39"/>
+    <w:rsid w:val="00A57578"/>
+    <w:pPr>
+      <w:spacing w:after="0" w:line="240" w:lineRule="auto"/>
+    </w:pPr>
+    <w:tblPr>
+      <w:tblBorders>
+        <w:top w:val="single" w:sz="4" w:space="0" w:color="auto"/>
+        <w:left w:val="single" w:sz="4" w:space="0" w:color="auto"/>
+        <w:bottom w:val="single" w:sz="4" w:space="0" w:color="auto"/>
+        <w:right w:val="single" w:sz="4" w:space="0" w:color="auto"/>
+        <w:insideH w:val="single" w:sz="4" w:space="0" w:color="auto"/>
+        <w:insideV w:val="single" w:sz="4" w:space="0" w:color="auto"/>
+      </w:tblBorders>
+    </w:tblPr>
   </w:style>
 </w:styles>
 </file>
